--- a/templates/W3-62-27A.docx
+++ b/templates/W3-62-27A.docx
@@ -94,7 +94,7 @@
           <w:rFonts w:ascii="標楷體" w:eastAsia="標楷體" w:hAnsi="標楷體" w:hint="eastAsia"/>
           <w:color w:val="000000"/>
         </w:rPr>
-        <w:t>□初檢 □複檢</w:t>
+        <w:t>{{FIRSTCK}}初檢 {{RECK}}複檢</w:t>
       </w:r>
     </w:p>
     <w:tbl>

--- a/templates/W3-62-27A.docx
+++ b/templates/W3-62-27A.docx
@@ -10,26 +10,26 @@
           <w:rFonts w:ascii="標楷體" w:eastAsia="標楷體" w:hAnsi="標楷體" w:hint="eastAsia"/>
           <w:b/>
           <w:color w:val="000000"/>
-          <w:sz w:val="26"/>
-          <w:szCs w:val="26"/>
+          <w:sz w:val="20"/>
+          <w:szCs w:val="20"/>
         </w:rPr>
       </w:pPr>
       <w:r>
         <w:rPr>
           <w:rFonts w:ascii="標楷體" w:eastAsia="標楷體" w:hAnsi="標楷體" w:hint="eastAsia"/>
           <w:b/>
-          <w:sz w:val="26"/>
-          <w:szCs w:val="26"/>
+          <w:sz w:val="20"/>
+          <w:szCs w:val="20"/>
         </w:rPr>
-        <w:t xml:space="preserve"> ({{ORG}})</w:t>
+        <w:t xml:space="preserve">({{ORG}})</w:t>
       </w:r>
       <w:r>
         <w:rPr>
           <w:rFonts w:ascii="標楷體" w:eastAsia="標楷體" w:hAnsi="標楷體" w:hint="eastAsia"/>
           <w:b/>
           <w:color w:val="000000"/>
-          <w:sz w:val="26"/>
-          <w:szCs w:val="26"/>
+          <w:sz w:val="20"/>
+          <w:szCs w:val="20"/>
         </w:rPr>
         <w:t>高壓氣體特定設備</w:t>
       </w:r>
@@ -37,8 +37,8 @@
         <w:rPr>
           <w:rFonts w:ascii="標楷體" w:eastAsia="標楷體" w:hAnsi="標楷體" w:hint="eastAsia"/>
           <w:b/>
-          <w:sz w:val="26"/>
-          <w:szCs w:val="26"/>
+          <w:sz w:val="20"/>
+          <w:szCs w:val="20"/>
         </w:rPr>
         <w:t xml:space="preserve">液化天然氣儲槽第二期(LNG儲槽)定期</w:t>
       </w:r>
@@ -48,8 +48,8 @@
           <w:b/>
           <w:bCs/>
           <w:color w:val="000000"/>
-          <w:sz w:val="26"/>
-          <w:szCs w:val="26"/>
+          <w:sz w:val="20"/>
+          <w:szCs w:val="20"/>
         </w:rPr>
         <w:t>檢查</w:t>
       </w:r>
@@ -58,8 +58,8 @@
           <w:rFonts w:ascii="標楷體" w:eastAsia="標楷體" w:hAnsi="標楷體" w:hint="eastAsia"/>
           <w:b/>
           <w:color w:val="000000"/>
-          <w:sz w:val="26"/>
-          <w:szCs w:val="26"/>
+          <w:sz w:val="20"/>
+          <w:szCs w:val="20"/>
         </w:rPr>
         <w:t>結果及會談紀錄</w:t>
       </w:r>

--- a/templates/W3-62-27A.docx
+++ b/templates/W3-62-27A.docx
@@ -4790,7 +4790,7 @@
                 <w:sz w:val="20"/>
                 <w:szCs w:val="20"/>
               </w:rPr>
-              <w:t>□ 1.檢查結果 □合格 □不合格 □限制合格 □未備妥 □程序不符。</w:t>
+              <w:t>■ 1.檢查結果 □合格 □不合格 □限制合格 □未備妥 □程序不符。</w:t>
             </w:r>
           </w:p>
           <w:p>

--- a/templates/W3-62-27A.docx
+++ b/templates/W3-62-27A.docx
@@ -21,7 +21,7 @@
           <w:sz w:val="20"/>
           <w:szCs w:val="20"/>
         </w:rPr>
-        <w:t xml:space="preserve">({{ORG}})</w:t>
+        <w:t xml:space="preserve">{{ORG}}</w:t>
       </w:r>
       <w:r>
         <w:rPr>
